--- a/reports/training_materials_20260916/02_通用开源SFT数据与运行说明.docx
+++ b/reports/training_materials_20260916/02_通用开源SFT数据与运行说明.docx
@@ -446,7 +446,7 @@
     <w:p>
       <w:pPr/>
       <w:r>
-        <w:t>中间层每行一条 JSON，四字段分别是系统要求、题目、推理和参考答案。以下使用演示题说明结构。</w:t>
+        <w:t>下面摘录历史开源 SFT 文件的第 317 条记录。保留完整问题、选项、推理和答案，仅省略通用 system 消息。</w:t>
       </w:r>
     </w:p>
     <w:p>
@@ -466,7 +466,7 @@
         <w:shd w:fill="F2F2F2"/>
       </w:pPr>
       <w:r>
-        <w:t xml:space="preserve">  "system_prompt": "请解答数学问题。",</w:t>
+        <w:t xml:space="preserve">  "messages": [</w:t>
       </w:r>
     </w:p>
     <w:p>
@@ -476,7 +476,7 @@
         <w:shd w:fill="F2F2F2"/>
       </w:pPr>
       <w:r>
-        <w:t xml:space="preserve">  "task_input": "求解 2x + 3 = 7。",</w:t>
+        <w:t xml:space="preserve">    {</w:t>
       </w:r>
     </w:p>
     <w:p>
@@ -486,7 +486,7 @@
         <w:shd w:fill="F2F2F2"/>
       </w:pPr>
       <w:r>
-        <w:t xml:space="preserve">  "thinking": "两边减去 3，再除以 2。",</w:t>
+        <w:t xml:space="preserve">      "role": "user",</w:t>
       </w:r>
     </w:p>
     <w:p>
@@ -496,7 +496,77 @@
         <w:shd w:fill="F2F2F2"/>
       </w:pPr>
       <w:r>
-        <w:t xml:space="preserve">  "golden_answer": "x = 2"</w:t>
+        <w:t xml:space="preserve">      "content": "王利发是老舍戏剧作品____中的主人公。\nA. 《茶馆》\nB. 《龙须沟》\nC. 《方珍珠》\nD. 《女店员》"</w:t>
+      </w:r>
+    </w:p>
+    <w:p>
+      <w:pPr>
+        <w:pStyle w:val="CodeText"/>
+        <w:keepNext/>
+        <w:shd w:fill="F2F2F2"/>
+      </w:pPr>
+      <w:r>
+        <w:t xml:space="preserve">    },</w:t>
+      </w:r>
+    </w:p>
+    <w:p>
+      <w:pPr>
+        <w:pStyle w:val="CodeText"/>
+        <w:keepNext/>
+        <w:shd w:fill="F2F2F2"/>
+      </w:pPr>
+      <w:r>
+        <w:t xml:space="preserve">    {</w:t>
+      </w:r>
+    </w:p>
+    <w:p>
+      <w:pPr>
+        <w:pStyle w:val="CodeText"/>
+        <w:keepNext/>
+        <w:shd w:fill="F2F2F2"/>
+      </w:pPr>
+      <w:r>
+        <w:t xml:space="preserve">      "role": "assistant",</w:t>
+      </w:r>
+    </w:p>
+    <w:p>
+      <w:pPr>
+        <w:pStyle w:val="CodeText"/>
+        <w:keepNext/>
+        <w:shd w:fill="F2F2F2"/>
+      </w:pPr>
+      <w:r>
+        <w:t xml:space="preserve">      "content": "&lt;answer&gt;\nA\n&lt;/answer&gt;",</w:t>
+      </w:r>
+    </w:p>
+    <w:p>
+      <w:pPr>
+        <w:pStyle w:val="CodeText"/>
+        <w:keepNext/>
+        <w:shd w:fill="F2F2F2"/>
+      </w:pPr>
+      <w:r>
+        <w:t xml:space="preserve">      "reasoning_content": "1. 王利发是老舍的代表作《茶馆》中的主人公。"</w:t>
+      </w:r>
+    </w:p>
+    <w:p>
+      <w:pPr>
+        <w:pStyle w:val="CodeText"/>
+        <w:keepNext/>
+        <w:shd w:fill="F2F2F2"/>
+      </w:pPr>
+      <w:r>
+        <w:t xml:space="preserve">    }</w:t>
+      </w:r>
+    </w:p>
+    <w:p>
+      <w:pPr>
+        <w:pStyle w:val="CodeText"/>
+        <w:keepNext/>
+        <w:shd w:fill="F2F2F2"/>
+      </w:pPr>
+      <w:r>
+        <w:t xml:space="preserve">  ]</w:t>
       </w:r>
     </w:p>
     <w:p>
@@ -512,94 +582,25 @@
     <w:p>
       <w:pPr/>
       <w:r>
-        <w:t>训练层为 OpenAI messages JSONL。有推理时，reasoning_content 保存推理，content 保存带 answer 标签的答案；无推理时，content 直接保存答案。</w:t>
-      </w:r>
-    </w:p>
-    <w:p>
-      <w:pPr>
-        <w:pStyle w:val="CodeText"/>
-        <w:keepNext/>
-        <w:shd w:fill="F2F2F2"/>
-      </w:pPr>
-      <w:r>
-        <w:t>{"messages": [</w:t>
-      </w:r>
-    </w:p>
-    <w:p>
-      <w:pPr>
-        <w:pStyle w:val="CodeText"/>
-        <w:keepNext/>
-        <w:shd w:fill="F2F2F2"/>
-      </w:pPr>
-      <w:r>
-        <w:t xml:space="preserve">  {"role":"system","content":"请解答数学问题。"},</w:t>
-      </w:r>
-    </w:p>
-    <w:p>
-      <w:pPr>
-        <w:pStyle w:val="CodeText"/>
-        <w:keepNext/>
-        <w:shd w:fill="F2F2F2"/>
-      </w:pPr>
-      <w:r>
-        <w:t xml:space="preserve">  {"role":"user","content":"求解 2x + 3 = 7。"},</w:t>
-      </w:r>
-    </w:p>
-    <w:p>
-      <w:pPr>
-        <w:pStyle w:val="CodeText"/>
-        <w:keepNext/>
-        <w:shd w:fill="F2F2F2"/>
-      </w:pPr>
-      <w:r>
-        <w:t xml:space="preserve">  {"role":"assistant",</w:t>
-      </w:r>
-    </w:p>
-    <w:p>
-      <w:pPr>
-        <w:pStyle w:val="CodeText"/>
-        <w:keepNext/>
-        <w:shd w:fill="F2F2F2"/>
-      </w:pPr>
-      <w:r>
-        <w:t xml:space="preserve">   "reasoning_content":"两边减去 3，再除以 2。",</w:t>
-      </w:r>
-    </w:p>
-    <w:p>
-      <w:pPr>
-        <w:pStyle w:val="CodeText"/>
-        <w:keepNext/>
-        <w:shd w:fill="F2F2F2"/>
-      </w:pPr>
-      <w:r>
-        <w:t xml:space="preserve">   "content":"&lt;answer&gt;\nx = 2\n&lt;/answer&gt;"}</w:t>
-      </w:r>
-    </w:p>
-    <w:p>
-      <w:pPr>
-        <w:pStyle w:val="CodeText"/>
-        <w:keepNext w:val="0"/>
-        <w:shd w:fill="F2F2F2"/>
-      </w:pPr>
-      <w:r>
-        <w:t>]}</w:t>
+        <w:t>一条样本对应一次问答：user 是问题和选项，assistant.reasoning_content 是已有参考推理，assistant.content 是最终答案。模型学习推理与答案，问题提供上下文。</w:t>
       </w:r>
     </w:p>
     <w:p>
       <w:pPr/>
       <w:r>
-        <w:t>MindSpeed-MM 的 Qwen3.6 模板负责合并推理。历史 ms-swift 另有 reasoning_merged 版本，将推理写入 content 的 think 块；该文件共 25,167 条，其中 25,153 条包含 think 块。两种文件不能不检查模板就互换。</w:t>
+        <w:t>样本来源：20260702_openai.jsonl，第 317 行；宿主机目录为 /data3/llin/sft/datasets/open_source/huawei_train/。样本字段和值均来自该文件。</w:t>
       </w:r>
     </w:p>
     <w:p>
       <w:pPr/>
       <w:r>
-        <w:t>模型学习 assistant 的推理与答案，system 和 user 作为上下文。本路线没有沙箱工具轨迹，也不等同于 Step100 后的开源数据 GRPO 续训。</w:t>
+        <w:t>MindSpeed-MM 模板读取分开的推理字段。历史 ms-swift 另有 reasoning_merged 版本，将推理放入 content 的 think 块，使用时须与模板匹配。</w:t>
       </w:r>
     </w:p>
     <w:p>
       <w:pPr>
         <w:pStyle w:val="Heading1"/>
+        <w:pageBreakBefore/>
       </w:pPr>
       <w:r>
         <w:t>三 SFT 脚本运行指令</w:t>
